--- a/downloads/documents/05 Materials/Unit 01/Slides/Slides 01.13 - Lab 2 Sheet Pan Nachos with a Label Discussion.docx
+++ b/downloads/documents/05 Materials/Unit 01/Slides/Slides 01.13 - Lab 2 Sheet Pan Nachos with a Label Discussion.docx
@@ -29,9 +29,9 @@
       <w:pPr>
         <w:pStyle w:val="Heading1"/>
       </w:pPr>
-      <w:bookmarkStart w:id="21" w:name="day-1-prep-roles-and-the-label-math"/>
-      <w:r>
-        <w:t xml:space="preserve">Day 1: Prep, roles, and the label math</w:t>
+      <w:bookmarkStart w:id="21" w:name="day-1-the-quiz-roles-and-the-label-math"/>
+      <w:r>
+        <w:t xml:space="preserve">Day 1: The quiz, roles, and the label math</w:t>
       </w:r>
       <w:bookmarkEnd w:id="21"/>
     </w:p>
@@ -39,9 +39,9 @@
       <w:pPr>
         <w:pStyle w:val="Heading2"/>
       </w:pPr>
-      <w:bookmarkStart w:id="22" w:name="slide-1-do-now"/>
-      <w:r>
-        <w:t xml:space="preserve">Slide 1: Do now</w:t>
+      <w:bookmarkStart w:id="22" w:name="slide-1-do-now-the-label-reading-quiz"/>
+      <w:r>
+        <w:t xml:space="preserve">Slide 1: Do now: the Label Reading Quiz</w:t>
       </w:r>
       <w:bookmarkEnd w:id="22"/>
     </w:p>
@@ -54,7 +54,7 @@
         <w:pStyle w:val="Compact"/>
       </w:pPr>
       <w:r>
-        <w:t xml:space="preserve">You are making nachos for seven people in 40 minutes with no knives.</w:t>
+        <w:t xml:space="preserve">Calculator out. Nothing else on the desk.</w:t>
       </w:r>
     </w:p>
     <w:p>
@@ -66,7 +66,7 @@
         <w:pStyle w:val="Compact"/>
       </w:pPr>
       <w:r>
-        <w:t xml:space="preserve">Write the steps in order. As many as you can.</w:t>
+        <w:t xml:space="preserve">Fifteen minutes. This is the Topic 1.3 grade, and your ticket into tomorrow’s lab.</w:t>
       </w:r>
     </w:p>
     <w:p>
@@ -78,13 +78,37 @@
         <w:pStyle w:val="Compact"/>
       </w:pPr>
       <w:r>
-        <w:t xml:space="preserve">Two minutes.</w:t>
+        <w:t xml:space="preserve">Show your math on items 8, 9, and 10.</w:t>
+      </w:r>
+    </w:p>
+    <w:p>
+      <w:pPr>
+        <w:numPr>
+          <w:ilvl w:val="0"/>
+          <w:numId w:val="1001"/>
+        </w:numPr>
+        <w:pStyle w:val="Compact"/>
+      </w:pPr>
+      <w:r>
+        <w:t xml:space="preserve">Finished early? Turn it over and write the nacho steps in order, as many as you can.</w:t>
       </w:r>
       <w:r>
         <w:t xml:space="preserve"> </w:t>
       </w:r>
       <w:r>
-        <w:t xml:space="preserve">Notes: Take one step from each of four students and write them in a column. Then show the real order on the next slide.</w:t>
+        <w:t xml:space="preserve">Notes:</w:t>
+      </w:r>
+      <w:r>
+        <w:t xml:space="preserve"> </w:t>
+      </w:r>
+      <w:r>
+        <w:rPr>
+          <w:rStyle w:val="VerbatimChar"/>
+        </w:rPr>
+        <w:t xml:space="preserve">Assessment 01.3 - Label Reading Quiz.md</w:t>
+      </w:r>
+      <w:r>
+        <w:t xml:space="preserve">. Collect at minute 15, no exceptions; the retake and the review come later. The same ticket-in pattern as the performance check on Lab 1 Day 1. Then show the real order on the next slide.</w:t>
       </w:r>
     </w:p>
     <w:p>
@@ -320,16 +344,34 @@
         <w:pStyle w:val="BodyText"/>
       </w:pPr>
       <w:r>
-        <w:t xml:space="preserve">Notes: This is my flowchart from my May 2026 recipe sheet, rewritten for three stations of seven with the teacher at the oven.</w:t>
+        <w:t xml:space="preserve">Notes: The hook:</w:t>
+      </w:r>
+      <w:r>
+        <w:t xml:space="preserve"> </w:t>
+      </w:r>
+      <w:r>
+        <w:t xml:space="preserve">“</w:t>
+      </w:r>
+      <w:r>
+        <w:t xml:space="preserve">Here is the real order. Tomorrow you cook it. Today you learn your job, and you find out how much salt is in it before you eat it.</w:t>
+      </w:r>
+      <w:r>
+        <w:t xml:space="preserve">”</w:t>
+      </w:r>
+      <w:r>
+        <w:t xml:space="preserve"> </w:t>
+      </w:r>
+      <w:r>
+        <w:t xml:space="preserve">This is my flowchart from my May 2026 recipe sheet, rewritten for three stations of seven with the teacher at the oven.</w:t>
       </w:r>
     </w:p>
     <w:p>
       <w:pPr>
         <w:pStyle w:val="Heading2"/>
       </w:pPr>
-      <w:bookmarkStart w:id="24" w:name="slide-3-seven-roles"/>
-      <w:r>
-        <w:t xml:space="preserve">Slide 3: Seven roles</w:t>
+      <w:bookmarkStart w:id="24" w:name="slide-3-the-same-eight-roles-as-lab-1"/>
+      <w:r>
+        <w:t xml:space="preserve">Slide 3: The same eight roles as Lab 1</w:t>
       </w:r>
       <w:bookmarkEnd w:id="24"/>
     </w:p>
@@ -342,7 +384,7 @@
         <w:pStyle w:val="Compact"/>
       </w:pPr>
       <w:r>
-        <w:t xml:space="preserve">Head Chef: runs the station, checks the pan, portions, reports.</w:t>
+        <w:t xml:space="preserve">Station Manager: station ready, keeps it clean the whole time, runs the end check, reports.</w:t>
       </w:r>
     </w:p>
     <w:p>
@@ -354,7 +396,7 @@
         <w:pStyle w:val="Compact"/>
       </w:pPr>
       <w:r>
-        <w:t xml:space="preserve">Sous Chef: lines the pan, layers, tops.</w:t>
+        <w:t xml:space="preserve">Head Cook: reads the card, checks the pan, portions.</w:t>
       </w:r>
     </w:p>
     <w:p>
@@ -366,7 +408,7 @@
         <w:pStyle w:val="Compact"/>
       </w:pPr>
       <w:r>
-        <w:t xml:space="preserve">Prep Cook: drains and rinses beans, drains corn, measures cheese.</w:t>
+        <w:t xml:space="preserve">Second Cook: lines the pan, layers the chips, spreads the beans and corn.</w:t>
       </w:r>
     </w:p>
     <w:p>
@@ -378,7 +420,7 @@
         <w:pStyle w:val="Compact"/>
       </w:pPr>
       <w:r>
-        <w:t xml:space="preserve">Sanitation Lead: keeps it clean the whole time, runs the end check.</w:t>
+        <w:t xml:space="preserve">Prep Cook: drains and rinses beans, drains corn.</w:t>
       </w:r>
     </w:p>
     <w:p>
@@ -390,7 +432,7 @@
         <w:pStyle w:val="Compact"/>
       </w:pPr>
       <w:r>
-        <w:t xml:space="preserve">Label Reader: leads the math, speaks for the station during the bake.</w:t>
+        <w:t xml:space="preserve">Helper Cook: brings supplies, rinses the cans, clears the hot pan path.</w:t>
       </w:r>
     </w:p>
     <w:p>
@@ -402,7 +444,7 @@
         <w:pStyle w:val="Compact"/>
       </w:pPr>
       <w:r>
-        <w:t xml:space="preserve">Runner: brings supplies, runs the salsa bar trip.</w:t>
+        <w:t xml:space="preserve">Toppings Chief: measures and spreads the cheese, leads the math, speaks for the station during the bake.</w:t>
       </w:r>
     </w:p>
     <w:p>
@@ -414,13 +456,25 @@
         <w:pStyle w:val="Compact"/>
       </w:pPr>
       <w:r>
-        <w:t xml:space="preserve">Timekeeper and Safety Officer: calls the minutes, second set of eyes.</w:t>
+        <w:t xml:space="preserve">Plate Builder: lines up the plates, runs the salsa bar trip.</w:t>
+      </w:r>
+    </w:p>
+    <w:p>
+      <w:pPr>
+        <w:numPr>
+          <w:ilvl w:val="0"/>
+          <w:numId w:val="1002"/>
+        </w:numPr>
+        <w:pStyle w:val="Compact"/>
+      </w:pPr>
+      <w:r>
+        <w:t xml:space="preserve">Time Keeper: calls the minutes, counts the trivet minute, second set of eyes.</w:t>
       </w:r>
       <w:r>
         <w:t xml:space="preserve"> </w:t>
       </w:r>
       <w:r>
-        <w:t xml:space="preserve">Notes: Hand out role cards. Six students: Runner and Timekeeper combine. Eight: a second Prep Cook.</w:t>
+        <w:t xml:space="preserve">Notes: Hand out role cards; they are the Lab 1 cards with the nacho jobs. Seven students: the Station Manager keeps time. Six: no Plate Builder; the Helper Cook runs the salsa bar. Five: no Toppings Chief either; the Second Cook adds the cheese and the Head Cook speaks for the station.</w:t>
       </w:r>
     </w:p>
     <w:p>
@@ -478,7 +532,7 @@
         <w:pStyle w:val="Compact"/>
       </w:pPr>
       <w:r>
-        <w:t xml:space="preserve">Three minutes.</w:t>
+        <w:t xml:space="preserve">Two minutes.</w:t>
       </w:r>
     </w:p>
     <w:p>
@@ -536,7 +590,7 @@
         <w:t xml:space="preserve"> </w:t>
       </w:r>
       <w:r>
-        <w:t xml:space="preserve">Notes: Have the class repeat both. The Timekeepers read them again at the end of the period.</w:t>
+        <w:t xml:space="preserve">Notes: Have the class repeat both. The Time Keepers read them again at the end of the period.</w:t>
       </w:r>
     </w:p>
     <w:p>
@@ -646,7 +700,7 @@
         <w:pStyle w:val="Compact"/>
       </w:pPr>
       <w:r>
-        <w:t xml:space="preserve">One station at the bar at a time. The Runner serves. Plates come to the bar; the bar does not come to the plates.</w:t>
+        <w:t xml:space="preserve">One station at the bar at a time. The Plate Builder serves. Plates come to the bar; the bar does not come to the plates.</w:t>
       </w:r>
     </w:p>
     <w:p>
@@ -658,7 +712,7 @@
         <w:pStyle w:val="Compact"/>
       </w:pPr>
       <w:r>
-        <w:t xml:space="preserve">Runners: draw the traffic pattern on the back of the station card.</w:t>
+        <w:t xml:space="preserve">Plate Builders: draw the traffic pattern on the back of the station card. Two minutes.</w:t>
       </w:r>
       <w:r>
         <w:t xml:space="preserve"> </w:t>
@@ -698,7 +752,7 @@
         <w:pStyle w:val="Compact"/>
       </w:pPr>
       <w:r>
-        <w:t xml:space="preserve">For each: serving size, then sodium per serving. Then multiply by what OUR STATION puts in the pan (the table has the number).</w:t>
+        <w:t xml:space="preserve">I do the chips line on the board. Your station does ONE more line: Station 1 cheese, Station 2 beans, Station 3 corn.</w:t>
       </w:r>
     </w:p>
     <w:p>
@@ -710,7 +764,7 @@
         <w:pStyle w:val="Compact"/>
       </w:pPr>
       <w:r>
-        <w:t xml:space="preserve">Add the four. That is the pan. Divide by 7. That is you. Add the salsa bar.</w:t>
+        <w:t xml:space="preserve">Serving size, then sodium per serving. Then multiply by what OUR STATION puts in the pan (the table has the number). Report your number; I write all four on the board.</w:t>
       </w:r>
     </w:p>
     <w:p>
@@ -722,6 +776,18 @@
         <w:pStyle w:val="Compact"/>
       </w:pPr>
       <w:r>
+        <w:t xml:space="preserve">Everyone: add the four. That is the pan. Divide by 7. That is you. Add the salsa bar.</w:t>
+      </w:r>
+    </w:p>
+    <w:p>
+      <w:pPr>
+        <w:numPr>
+          <w:ilvl w:val="0"/>
+          <w:numId w:val="1009"/>
+        </w:numPr>
+        <w:pStyle w:val="Compact"/>
+      </w:pPr>
+      <w:r>
         <w:t xml:space="preserve">Compare to 2,300 mg, a whole day.</w:t>
       </w:r>
     </w:p>
@@ -734,13 +800,13 @@
         <w:pStyle w:val="Compact"/>
       </w:pPr>
       <w:r>
-        <w:t xml:space="preserve">Label Reader reads. Everyone computes. Fifteen minutes.</w:t>
+        <w:t xml:space="preserve">Toppings Chief reads. Everyone computes. Ten minutes.</w:t>
       </w:r>
       <w:r>
         <w:t xml:space="preserve"> </w:t>
       </w:r>
       <w:r>
-        <w:t xml:space="preserve">Notes: Model the chips line on the board: 13 servings x 115 mg = 1,495 mg. Then let them go.</w:t>
+        <w:t xml:space="preserve">Notes: Model the chips line on the board: 13 servings x 115 mg = 1,495 mg (two minutes). Stations compute their one line and report (three minutes); write the four lines on the board. Everyone finishes Parts 2 and 3 (five minutes).</w:t>
       </w:r>
     </w:p>
     <w:p>
@@ -816,7 +882,7 @@
         <w:t xml:space="preserve"> </w:t>
       </w:r>
       <w:r>
-        <w:t xml:space="preserve">Notes: Show only after every station has reported its number. Accept 600 to 750 mg; the real packages will differ a little.</w:t>
+        <w:t xml:space="preserve">Notes: Show only after the stations have their per-person numbers. Accept 600 to 750 mg; the real packages will differ a little.</w:t>
       </w:r>
     </w:p>
     <w:p>
@@ -938,13 +1004,13 @@
         <w:pStyle w:val="Compact"/>
       </w:pPr>
       <w:r>
-        <w:t xml:space="preserve">Timekeepers: read the two oven rules one more time.</w:t>
+        <w:t xml:space="preserve">Time Keepers: read the two oven rules one more time.</w:t>
       </w:r>
       <w:r>
         <w:t xml:space="preserve"> </w:t>
       </w:r>
       <w:r>
-        <w:t xml:space="preserve">Notes: Sort by role. Any role with two or more blank first steps gets a reminder on tomorrow’s slide.</w:t>
+        <w:t xml:space="preserve">Notes: Sort by role. Any role with two or more blank first steps gets a reminder on tomorrow’s slide. Day 1 timing: 15 + 7 + 2 + 10 + 3 + 3 = 40.</w:t>
       </w:r>
     </w:p>
     <w:p>
@@ -993,7 +1059,7 @@
         <w:pStyle w:val="Compact"/>
       </w:pPr>
       <w:r>
-        <w:t xml:space="preserve">Head Chef: check the counter against the list. Report</w:t>
+        <w:t xml:space="preserve">Head Cook: read the card aloud. Station Manager: check the counter against the list. Report</w:t>
       </w:r>
       <w:r>
         <w:t xml:space="preserve"> </w:t>
@@ -1093,7 +1159,7 @@
         <w:pStyle w:val="Compact"/>
       </w:pPr>
       <w:r>
-        <w:t xml:space="preserve">Runner: chips and cheese to the Sous Chef.</w:t>
+        <w:t xml:space="preserve">Helper Cook: chips and cheese to the Second Cook and the Toppings Chief.</w:t>
       </w:r>
     </w:p>
     <w:p>
@@ -1127,7 +1193,7 @@
         <w:pStyle w:val="Compact"/>
       </w:pPr>
       <w:r>
-        <w:t xml:space="preserve">Spread beans and corn. Cheese over everything, edge to edge.</w:t>
+        <w:t xml:space="preserve">Second Cook spreads beans and corn. Toppings Chief: cheese over everything, edge to edge.</w:t>
       </w:r>
     </w:p>
     <w:p>
@@ -1139,7 +1205,7 @@
         <w:pStyle w:val="Compact"/>
       </w:pPr>
       <w:r>
-        <w:t xml:space="preserve">Head Chef checks. Calls</w:t>
+        <w:t xml:space="preserve">Head Cook checks. Calls</w:t>
       </w:r>
       <w:r>
         <w:t xml:space="preserve"> </w:t>
@@ -1163,7 +1229,7 @@
         <w:pStyle w:val="Compact"/>
       </w:pPr>
       <w:r>
-        <w:t xml:space="preserve">Sanitation Lead: counter wiped, cans rinsed and recycled.</w:t>
+        <w:t xml:space="preserve">Station Manager wipes spills. Helper Cook: cans rinsed and recycled.</w:t>
       </w:r>
     </w:p>
     <w:p>
@@ -1197,7 +1263,7 @@
         <w:pStyle w:val="Compact"/>
       </w:pPr>
       <w:r>
-        <w:t xml:space="preserve">Runner and Timekeeper: salsa and sour cream to the bar. Plates at the bar.</w:t>
+        <w:t xml:space="preserve">Plate Builder and Helper Cook: salsa and sour cream to the bar.</w:t>
       </w:r>
     </w:p>
     <w:p>
@@ -1221,7 +1287,7 @@
         <w:pStyle w:val="Compact"/>
       </w:pPr>
       <w:r>
-        <w:t xml:space="preserve">Timekeeper: call</w:t>
+        <w:t xml:space="preserve">Time Keeper: call</w:t>
       </w:r>
       <w:r>
         <w:t xml:space="preserve"> </w:t>
@@ -1303,7 +1369,7 @@
         <w:t xml:space="preserve"> </w:t>
       </w:r>
       <w:r>
-        <w:t xml:space="preserve">Notes: Hold up the chip bag and the bean can. Label Readers answer for their stations. Ten minutes; use all of it.</w:t>
+        <w:t xml:space="preserve">Notes: Hold up the chip bag and the bean can. Toppings Chiefs answer for their stations. Ten minutes; use all of it.</w:t>
       </w:r>
     </w:p>
     <w:p>
@@ -1325,7 +1391,7 @@
         <w:pStyle w:val="Compact"/>
       </w:pPr>
       <w:r>
-        <w:t xml:space="preserve">The pan lands on YOUR trivet. One minute. Timekeeper counts. Hands off.</w:t>
+        <w:t xml:space="preserve">The pan lands on YOUR trivet. One minute. Time Keeper counts. Hands off.</w:t>
       </w:r>
     </w:p>
     <w:p>
@@ -1337,7 +1403,7 @@
         <w:pStyle w:val="Compact"/>
       </w:pPr>
       <w:r>
-        <w:t xml:space="preserve">Head Chef portions: about one seventh per plate. Sanitation Lead is served first.</w:t>
+        <w:t xml:space="preserve">Head Cook portions: about one seventh per plate. Station Manager is served first.</w:t>
       </w:r>
     </w:p>
     <w:p>
@@ -1349,7 +1415,7 @@
         <w:pStyle w:val="Compact"/>
       </w:pPr>
       <w:r>
-        <w:t xml:space="preserve">Runner: plates to the salsa bar, one station at a time, when I call you. 2 tablespoons each.</w:t>
+        <w:t xml:space="preserve">Plate Builder: plates to the salsa bar, one station at a time, when I call you. 2 tablespoons each.</w:t>
       </w:r>
     </w:p>
     <w:p>
@@ -1361,7 +1427,7 @@
         <w:pStyle w:val="Compact"/>
       </w:pPr>
       <w:r>
-        <w:t xml:space="preserve">Sanitation Lead: hot soapy water in the sink.</w:t>
+        <w:t xml:space="preserve">Station Manager: hot soapy water in the sink.</w:t>
       </w:r>
     </w:p>
     <w:p>
@@ -1407,7 +1473,7 @@
         <w:pStyle w:val="Compact"/>
       </w:pPr>
       <w:r>
-        <w:t xml:space="preserve">Label Reader gets one answer from each person.</w:t>
+        <w:t xml:space="preserve">Toppings Chief gets one answer from each person.</w:t>
       </w:r>
       <w:r>
         <w:t xml:space="preserve"> </w:t>
@@ -1435,7 +1501,7 @@
         <w:pStyle w:val="Compact"/>
       </w:pPr>
       <w:r>
-        <w:t xml:space="preserve">Sanitation Lead reads the list. Everyone does their line.</w:t>
+        <w:t xml:space="preserve">Station Manager reads the list. Everyone does their zone.</w:t>
       </w:r>
     </w:p>
     <w:p>
@@ -1459,7 +1525,7 @@
         <w:pStyle w:val="Compact"/>
       </w:pPr>
       <w:r>
-        <w:t xml:space="preserve">Head Chef reports</w:t>
+        <w:t xml:space="preserve">Station Manager reports</w:t>
       </w:r>
       <w:r>
         <w:t xml:space="preserve"> </w:t>
@@ -1511,7 +1577,7 @@
         <w:pStyle w:val="Compact"/>
       </w:pPr>
       <w:r>
-        <w:t xml:space="preserve">Label Reading Quiz opens the next period. Fifteen minutes. Bring a calculator.</w:t>
+        <w:t xml:space="preserve">Quiz scores come back next period. One retake after a review; the best score counts.</w:t>
       </w:r>
     </w:p>
     <w:p>
@@ -1523,7 +1589,7 @@
         <w:pStyle w:val="Compact"/>
       </w:pPr>
       <w:r>
-        <w:t xml:space="preserve">Bring the sodium number from your handout; the quiz uses the same math.</w:t>
+        <w:t xml:space="preserve">Keep the sodium number from your handout; the same math comes back in the $40 project.</w:t>
       </w:r>
     </w:p>
     <w:p>
@@ -1541,7 +1607,7 @@
         <w:t xml:space="preserve"> </w:t>
       </w:r>
       <w:r>
-        <w:t xml:space="preserve">Notes: Keep the four empty packages; they are the quiz review set.</w:t>
+        <w:t xml:space="preserve">Notes: Keep the four empty packages; they are the review set for the quiz retake and a station in Lesson 1.16.</w:t>
       </w:r>
     </w:p>
     <w:sectPr>
